--- a/Documents/Cover Letters/Wilson/8. Conflict Of Interest.docx
+++ b/Documents/Cover Letters/Wilson/8. Conflict Of Interest.docx
@@ -371,7 +371,6 @@
         <w:t>For Twinrain Technologies Solutions (PTY) Ltd</w:t>
       </w:r>
     </w:p>
-    <w:p/>
     <w:sectPr>
       <w:headerReference w:type="even" r:id="rId8"/>
       <w:headerReference w:type="default" r:id="rId9"/>
@@ -1809,6 +1808,7 @@
   <w:style w:type="character" w:default="1" w:styleId="DefaultParagraphFont">
     <w:name w:val="Default Paragraph Font"/>
     <w:uiPriority w:val="1"/>
+    <w:semiHidden/>
     <w:unhideWhenUsed/>
   </w:style>
   <w:style w:type="table" w:default="1" w:styleId="TableNormal">
